--- a/deliverables/video-1-slides/hit-final/Video_1_HIT_FINAL/SHORTS/Video_1_Short_2_New_Place_Not_New_To_Everything.docx
+++ b/deliverables/video-1-slides/hit-final/Video_1_HIT_FINAL/SHORTS/Video_1_Short_2_New_Place_Not_New_To_Everything.docx
@@ -14,7 +14,7 @@
           <w:color w:val="8A6D1E"/>
           <w:sz w:val="20"/>
         </w:rPr>
-        <w:t>VIDEO 1 SHORT  ·  v5.1</w:t>
+        <w:t>VIDEO 1 SHORT  ·  v5.1.1</w:t>
       </w:r>
     </w:p>
     <w:p>
@@ -119,7 +119,7 @@
           <w:color w:val="1A1A1A"/>
           <w:sz w:val="27"/>
         </w:rPr>
-        <w:t>When people change job, function or industry, they tend to make one of two mistakes.</w:t>
+        <w:t>When you change jobs, functions or industries, two mistakes are easy to make.</w:t>
       </w:r>
     </w:p>
     <w:p>
